--- a/docs/dossiers/KOR-Dossier-Bosa-Development-2026-06-26.docx
+++ b/docs/dossiers/KOR-Dossier-Bosa-Development-2026-06-26.docx
@@ -69,7 +69,7 @@
     </w:p>
     <w:p>
       <w:r>
-        <w:pict w14:anchorId="01A2E52C">
+        <w:pict w14:anchorId="32098065">
           <v:rect id="_x0000_i1025" style="width:0;height:1.5pt" o:hralign="center" o:hrstd="t" o:hr="t"/>
         </w:pict>
       </w:r>
@@ -660,7 +660,7 @@
     <w:p>
       <w:r>
         <w:lastRenderedPageBreak/>
-        <w:pict w14:anchorId="613E7112">
+        <w:pict w14:anchorId="318F7B42">
           <v:rect id="_x0000_i1026" style="width:0;height:1.5pt" o:hralign="center" o:hrstd="t" o:hr="t"/>
         </w:pict>
       </w:r>
@@ -755,7 +755,7 @@
     </w:p>
     <w:p>
       <w:r>
-        <w:pict w14:anchorId="3384A033">
+        <w:pict w14:anchorId="68786146">
           <v:rect id="_x0000_i1027" style="width:0;height:1.5pt" o:hralign="center" o:hrstd="t" o:hr="t"/>
         </w:pict>
       </w:r>
@@ -1993,7 +1993,7 @@
     </w:p>
     <w:p>
       <w:r>
-        <w:pict w14:anchorId="02028F9C">
+        <w:pict w14:anchorId="6D38B383">
           <v:rect id="_x0000_i1028" style="width:0;height:1.5pt" o:hralign="center" o:hrstd="t" o:hr="t"/>
         </w:pict>
       </w:r>
@@ -2595,7 +2595,7 @@
     </w:p>
     <w:p>
       <w:r>
-        <w:pict w14:anchorId="374C074C">
+        <w:pict w14:anchorId="334B96CF">
           <v:rect id="_x0000_i1029" style="width:0;height:1.5pt" o:hralign="center" o:hrstd="t" o:hr="t"/>
         </w:pict>
       </w:r>
@@ -3230,7 +3230,7 @@
     </w:p>
     <w:p>
       <w:r>
-        <w:pict w14:anchorId="7AC0CE38">
+        <w:pict w14:anchorId="75E56487">
           <v:rect id="_x0000_i1030" style="width:0;height:1.5pt" o:hralign="center" o:hrstd="t" o:hr="t"/>
         </w:pict>
       </w:r>
@@ -3512,7 +3512,7 @@
     </w:p>
     <w:p>
       <w:r>
-        <w:pict w14:anchorId="51B4227E">
+        <w:pict w14:anchorId="7C4E8D5E">
           <v:rect id="_x0000_i1031" style="width:0;height:1.5pt" o:hralign="center" o:hrstd="t" o:hr="t"/>
         </w:pict>
       </w:r>
@@ -3922,7 +3922,7 @@
   <w:abstractNum w:abstractNumId="0" w15:restartNumberingAfterBreak="0">
     <w:nsid w:val="0000A990"/>
     <w:multiLevelType w:val="multilevel"/>
-    <w:tmpl w:val="1F5C548A"/>
+    <w:tmpl w:val="4208B534"/>
     <w:lvl w:ilvl="0">
       <w:numFmt w:val="bullet"/>
       <w:lvlText w:val=" "/>
@@ -3999,7 +3999,7 @@
   <w:abstractNum w:abstractNumId="1" w15:restartNumberingAfterBreak="0">
     <w:nsid w:val="0000A991"/>
     <w:multiLevelType w:val="multilevel"/>
-    <w:tmpl w:val="CEAE98F0"/>
+    <w:tmpl w:val="2306FEC8"/>
     <w:lvl w:ilvl="0">
       <w:numFmt w:val="bullet"/>
       <w:lvlText w:val=""/>
@@ -4103,7 +4103,7 @@
   <w:abstractNum w:abstractNumId="2" w15:restartNumberingAfterBreak="0">
     <w:nsid w:val="00A99411"/>
     <w:multiLevelType w:val="multilevel"/>
-    <w:tmpl w:val="0792B950"/>
+    <w:tmpl w:val="BC36F656"/>
     <w:lvl w:ilvl="0">
       <w:start w:val="1"/>
       <w:numFmt w:val="decimal"/>
@@ -4186,10 +4186,10 @@
       </w:pPr>
     </w:lvl>
   </w:abstractNum>
-  <w:num w:numId="1" w16cid:durableId="778456382">
+  <w:num w:numId="1" w16cid:durableId="1503623742">
     <w:abstractNumId w:val="0"/>
   </w:num>
-  <w:num w:numId="2" w16cid:durableId="345717507">
+  <w:num w:numId="2" w16cid:durableId="749693706">
     <w:abstractNumId w:val="2"/>
     <w:lvlOverride w:ilvl="0">
       <w:startOverride w:val="1"/>
@@ -4219,10 +4219,10 @@
       <w:startOverride w:val="1"/>
     </w:lvlOverride>
   </w:num>
-  <w:num w:numId="3" w16cid:durableId="689339339">
+  <w:num w:numId="3" w16cid:durableId="820733089">
     <w:abstractNumId w:val="1"/>
   </w:num>
-  <w:num w:numId="4" w16cid:durableId="326323110">
+  <w:num w:numId="4" w16cid:durableId="633022671">
     <w:abstractNumId w:val="2"/>
     <w:lvlOverride w:ilvl="0">
       <w:startOverride w:val="1"/>
@@ -4252,7 +4252,7 @@
       <w:startOverride w:val="1"/>
     </w:lvlOverride>
   </w:num>
-  <w:num w:numId="5" w16cid:durableId="294068949">
+  <w:num w:numId="5" w16cid:durableId="405690527">
     <w:abstractNumId w:val="1"/>
   </w:num>
 </w:numbering>
@@ -5489,7 +5489,7 @@
     <w:name w:val="Grid Table 4"/>
     <w:basedOn w:val="TableNormal"/>
     <w:uiPriority w:val="49"/>
-    <w:rsid w:val="008E2B01"/>
+    <w:rsid w:val="00E84D25"/>
     <w:pPr>
       <w:spacing w:after="0"/>
     </w:pPr>
